--- a/word files/NISSAN_MOTOR_CO___LTD__Nissan_Navara_D23_2_5L_Pick_Up_GSO.docx
+++ b/word files/NISSAN_MOTOR_CO___LTD__Nissan_Navara_D23_2_5L_Pick_Up_GSO.docx
@@ -20,10 +20,10 @@
             <wp:positionV relativeFrom="paragraph">
               <wp:posOffset>100330</wp:posOffset>
             </wp:positionV>
-            <wp:extent cx="1266825" cy="1028065"/>
-            <wp:effectExtent l="0" t="0" r="9525" b="635"/>
+            <wp:extent cx="1037590" cy="841375"/>
+            <wp:effectExtent l="0" t="0" r="10160" b="0"/>
             <wp:wrapNone/>
-            <wp:docPr id="2" name="Picture 2" descr="C:/Users/U/Desktop/images.pngimages"/>
+            <wp:docPr id="2" name="Picture 2"/>
             <wp:cNvGraphicFramePr>
               <a:graphicFrameLocks xmlns:a="http://schemas.openxmlformats.org/drawingml/2006/main" noChangeAspect="1"/>
             </wp:cNvGraphicFramePr>
@@ -31,14 +31,20 @@
               <a:graphicData uri="http://schemas.openxmlformats.org/drawingml/2006/picture">
                 <pic:pic xmlns:pic="http://schemas.openxmlformats.org/drawingml/2006/picture">
                   <pic:nvPicPr>
-                    <pic:cNvPr id="2" name="Picture 2" descr="C:/Users/U/Desktop/images.pngimages"/>
+                    <pic:cNvPr id="2" name="Picture 2"/>
                     <pic:cNvPicPr>
                       <a:picLocks noChangeAspect="1" noChangeArrowheads="1"/>
                     </pic:cNvPicPr>
                   </pic:nvPicPr>
                   <pic:blipFill>
-                    <a:blip r:embed="rId6"/>
-                    <a:srcRect t="4076" b="4076"/>
+                    <a:blip r:embed="rId6">
+                      <a:extLst>
+                        <a:ext uri="{28A0092B-C50C-407E-A947-70E740481C1C}">
+                          <a14:useLocalDpi xmlns:a14="http://schemas.microsoft.com/office/drawing/2010/main" val="0"/>
+                        </a:ext>
+                      </a:extLst>
+                    </a:blip>
+                    <a:srcRect/>
                     <a:stretch>
                       <a:fillRect/>
                     </a:stretch>
@@ -46,7 +52,7 @@
                   <pic:spPr>
                     <a:xfrm>
                       <a:off x="0" y="0"/>
-                      <a:ext cx="1266825" cy="1028065"/>
+                      <a:ext cx="1037590" cy="841375"/>
                     </a:xfrm>
                     <a:prstGeom prst="rect">
                       <a:avLst/>
@@ -59,6 +65,42 @@
           </wp:anchor>
         </w:drawing>
       </w:r>
+      <w:r>
+        <w:rPr>
+          <w:rFonts w:hint="default"/>
+          <w:sz w:val="12"/>
+          <w:szCs w:val="12"/>
+          <w:lang w:val="en-US"/>
+        </w:rPr>
+        <w:t xml:space="preserve">        </w:t>
+      </w:r>
+      <w:r>
+        <w:rPr>
+          <w:rFonts w:ascii="Arial Black" w:hAnsi="Arial Black"/>
+          <w:b/>
+          <w:color w:val="FF0000"/>
+          <w:sz w:val="36"/>
+          <w:szCs w:val="36"/>
+        </w:rPr>
+        <w:t xml:space="preserve">undefined</w:t>
+      </w:r>
+    </w:p>
+    <w:p>
+      <w:pPr>
+        <w:jc w:val="center"/>
+        <w:rPr>
+          <w:rFonts w:ascii="Arial Black" w:hAnsi="Arial Black"/>
+          <w:b/>
+          <w:sz w:val="36"/>
+          <w:szCs w:val="36"/>
+        </w:rPr>
+      </w:pPr>
+      <w:r>
+        <w:rPr>
+          <w:b/>
+        </w:rPr>
+        <w:t>TOYOTA MOTOR CORPORATION</w:t>
+      </w:r>
     </w:p>
     <w:p>
       <w:pPr>
@@ -80,36 +122,54 @@
         </w:rPr>
         <w:tab/>
       </w:r>
-    </w:p>
-    <w:p>
-      <w:pPr>
-        <w:jc w:val="center"/>
+      <w:r>
         <w:rPr>
           <w:b/>
           <w:sz w:val="12"/>
           <w:szCs w:val="12"/>
         </w:rPr>
-      </w:pPr>
-    </w:p>
-    <w:p>
-      <w:pPr>
-        <w:jc w:val="center"/>
+        <w:t>I. TOYOTA-CHO TOYOTA. AICHI, 471—8571(HEAD OFFICE)</w:t>
+      </w:r>
+      <w:r>
+        <w:t xml:space="preserve"> </w:t>
+      </w:r>
+    </w:p>
+    <w:p>
+      <w:pPr>
+        <w:tabs>
+          <w:tab w:val="center" w:pos="5233"/>
+          <w:tab w:val="left" w:pos="9336"/>
+        </w:tabs>
         <w:rPr>
           <w:b/>
           <w:sz w:val="12"/>
           <w:szCs w:val="12"/>
         </w:rPr>
       </w:pPr>
-    </w:p>
-    <w:p>
-      <w:pPr>
-        <w:jc w:val="center"/>
+      <w:r>
         <w:rPr>
           <w:b/>
           <w:sz w:val="12"/>
           <w:szCs w:val="12"/>
         </w:rPr>
-      </w:pPr>
+        <w:tab/>
+      </w:r>
+      <w:r>
+        <w:rPr>
+          <w:b/>
+          <w:sz w:val="12"/>
+          <w:szCs w:val="12"/>
+        </w:rPr>
+        <w:t>or 471 8572 (Research 5 Development Group) THAILAND</w:t>
+      </w:r>
+      <w:r>
+        <w:rPr>
+          <w:b/>
+          <w:sz w:val="12"/>
+          <w:szCs w:val="12"/>
+        </w:rPr>
+        <w:tab/>
+      </w:r>
     </w:p>
     <w:p>
       <w:pPr>
@@ -126,14 +186,14 @@
           <w:sz w:val="12"/>
           <w:szCs w:val="12"/>
         </w:rPr>
-        <w:tab/>
+        <w:t>TEL: +81-565-28-212</w:t>
       </w:r>
       <w:r>
         <w:rPr>
           <w:sz w:val="12"/>
           <w:szCs w:val="12"/>
         </w:rPr>
-        <w:t xml:space="preserve">                                                                                                                                                    </w:t>
+        <w:t xml:space="preserve">                                                                                                                                                          </w:t>
       </w:r>
       <w:r>
         <mc:AlternateContent>
@@ -224,13 +284,13 @@
             <wp:extent cx="843915" cy="843915"/>
             <wp:effectExtent l="0" t="0" r="13335" b="13335"/>
             <wp:wrapNone/>
-            <wp:docPr id="5" name="image2.jpg" descr="C:/Users/U/Downloads/navara.pngnavara"/>
+            <wp:docPr id="5" name="image2.jpg" descr="C:/Users/U/Downloads/TOYOTA LAND CRUISER GXR V6 4.0L SUV 4WD 5Doors.pngTOYOTA LAND CRUISER GXR V6 4.0L SUV 4WD 5Doors"/>
             <wp:cNvGraphicFramePr/>
             <a:graphic xmlns:a="http://schemas.openxmlformats.org/drawingml/2006/main">
               <a:graphicData uri="http://schemas.openxmlformats.org/drawingml/2006/picture">
                 <pic:pic xmlns:pic="http://schemas.openxmlformats.org/drawingml/2006/picture">
                   <pic:nvPicPr>
-                    <pic:cNvPr id="5" name="image2.jpg" descr="C:/Users/U/Downloads/navara.pngnavara"/>
+                    <pic:cNvPr id="5" name="image2.jpg" descr="C:/Users/U/Downloads/TOYOTA LAND CRUISER GXR V6 4.0L SUV 4WD 5Doors.pngTOYOTA LAND CRUISER GXR V6 4.0L SUV 4WD 5Doors"/>
                     <pic:cNvPicPr preferRelativeResize="0"/>
                   </pic:nvPicPr>
                   <pic:blipFill>
@@ -318,7 +378,7 @@
           <w:sz w:val="28"/>
           <w:szCs w:val="28"/>
         </w:rPr>
-        <w:t>567398</w:t>
+        <w:t xml:space="preserve">567398</w:t>
       </w:r>
     </w:p>
     <w:p>
@@ -372,7 +432,7 @@
           <w:sz w:val="18"/>
           <w:szCs w:val="18"/>
         </w:rPr>
-        <w:t>NISSAN MOTOR CO., LTD.</w:t>
+        <w:t xml:space="preserve">NISSAN MOTOR CO., LTD.</w:t>
       </w:r>
     </w:p>
     <w:p>
@@ -398,7 +458,7 @@
           <w:sz w:val="18"/>
           <w:szCs w:val="18"/>
         </w:rPr>
-        <w:t>SOUTH AFRICA</w:t>
+        <w:t xml:space="preserve">SOUTH AFRICA</w:t>
       </w:r>
       <w:r>
         <w:rPr>
@@ -422,7 +482,7 @@
           <w:sz w:val="18"/>
           <w:szCs w:val="18"/>
         </w:rPr>
-        <w:t>SOUTH AFRICA</w:t>
+        <w:t xml:space="preserve">SOUTH AFRICA</w:t>
       </w:r>
     </w:p>
     <w:p>
@@ -472,7 +532,7 @@
           <w:sz w:val="18"/>
           <w:szCs w:val="18"/>
         </w:rPr>
-        <w:t>NISSAN MOTOR CO., LTD.</w:t>
+        <w:t xml:space="preserve">NISSAN MOTOR CO., LTD.</w:t>
       </w:r>
     </w:p>
     <w:p>
@@ -513,7 +573,7 @@
           <w:sz w:val="18"/>
           <w:szCs w:val="18"/>
         </w:rPr>
-        <w:t>Nissan Navara D23 2.5L Pick-Up 4x2 4Doors</w:t>
+        <w:t xml:space="preserve">Nissan Navara D23 2.5L Pick-Up 4x4 4Doors</w:t>
       </w:r>
     </w:p>
     <w:p>
@@ -533,13 +593,12 @@
       </w:r>
       <w:r>
         <w:rPr>
-          <w:rFonts w:hint="default"/>
-          <w:b/>
-          <w:bCs/>
-          <w:sz w:val="18"/>
-          <w:szCs w:val="18"/>
-        </w:rPr>
-        <w:t>ADNCAND23Z0049798</w:t>
+          <w:b/>
+          <w:bCs/>
+          <w:sz w:val="18"/>
+          <w:szCs w:val="18"/>
+        </w:rPr>
+        <w:t xml:space="preserve">ADNCAND2*Z*******</w:t>
       </w:r>
       <w:r>
         <w:rPr>
@@ -548,125 +607,118 @@
           <w:szCs w:val="18"/>
         </w:rPr>
         <w:tab/>
-      </w:r>
-    </w:p>
-    <w:p>
-      <w:pPr>
-        <w:rPr>
-          <w:b/>
-          <w:sz w:val="18"/>
-          <w:szCs w:val="18"/>
-        </w:rPr>
-      </w:pPr>
-      <w:r>
-        <w:rPr>
-          <w:sz w:val="18"/>
-          <w:szCs w:val="18"/>
-        </w:rPr>
-        <w:t xml:space="preserve">* Model Year: </w:t>
-      </w:r>
-      <w:r>
-        <w:rPr>
-          <w:b/>
-          <w:sz w:val="18"/>
-          <w:szCs w:val="18"/>
-        </w:rPr>
-        <w:t xml:space="preserve">2025               </w:t>
-      </w:r>
-      <w:r>
-        <w:rPr>
-          <w:sz w:val="18"/>
-          <w:szCs w:val="18"/>
-        </w:rPr>
-        <w:t xml:space="preserve"> </w:t>
-      </w:r>
-      <w:r>
-        <w:rPr>
-          <w:b/>
-          <w:sz w:val="18"/>
-          <w:szCs w:val="18"/>
-        </w:rPr>
-        <w:t xml:space="preserve">                                                </w:t>
-      </w:r>
-      <w:r>
-        <w:rPr>
-          <w:sz w:val="18"/>
-          <w:szCs w:val="18"/>
-        </w:rPr>
-        <w:t xml:space="preserve">* Produced in and after: Month </w:t>
-      </w:r>
-      <w:r>
-        <w:rPr>
-          <w:b/>
-          <w:sz w:val="18"/>
-          <w:szCs w:val="18"/>
-        </w:rPr>
-        <w:t>07</w:t>
-      </w:r>
-      <w:r>
-        <w:rPr>
-          <w:sz w:val="18"/>
-          <w:szCs w:val="18"/>
-        </w:rPr>
-        <w:t xml:space="preserve"> Year </w:t>
-      </w:r>
-      <w:r>
-        <w:rPr>
-          <w:b/>
-          <w:sz w:val="18"/>
-          <w:szCs w:val="18"/>
-        </w:rPr>
-        <w:t>2025</w:t>
-      </w:r>
-    </w:p>
-    <w:p>
-      <w:pPr>
-        <w:rPr>
-          <w:b/>
-          <w:sz w:val="18"/>
-          <w:szCs w:val="18"/>
-        </w:rPr>
-      </w:pPr>
-      <w:r>
-        <w:rPr>
-          <w:sz w:val="18"/>
-          <w:szCs w:val="18"/>
-        </w:rPr>
-        <w:t xml:space="preserve">* Category: </w:t>
-      </w:r>
-      <w:r>
-        <w:rPr>
-          <w:rFonts w:hint="default"/>
-          <w:b/>
-          <w:bCs/>
-          <w:sz w:val="18"/>
-          <w:szCs w:val="18"/>
-        </w:rPr>
-        <w:t>Truck</w:t>
-      </w:r>
-    </w:p>
-    <w:p>
-      <w:pPr>
-        <w:rPr>
-          <w:sz w:val="18"/>
-          <w:szCs w:val="18"/>
-        </w:rPr>
-      </w:pPr>
-      <w:r>
-        <w:rPr>
-          <w:sz w:val="18"/>
-          <w:szCs w:val="18"/>
-        </w:rPr>
-        <w:t>Will satisfy the G50 Technical Regulations Nos: 34:20o7, 3s:2007, 36:2005, 37:2012, 38:200s, 392005, 40:2011,42:2015, 48:1984, 51:20o7, 52:2007, 53.2007, 9611988. 9721988, 9811988, 9921988,13522007, 13622007. 29021994. 4119:1994,42o:1994,421:2005,422:200s.1040:20001041:2000,1042:2000,1053:2000,1503:2010,1598:2002,1624:2002,1677:2003,1708:2o0s,1780:2010,1781:2006,1782:2008,1783:2006,1784:2o0e.Gsolso1585:2008,GSO lSO 3537:2008, GSO 150 3538:1997, G50 ECE13H:2012,GSO ECE13H-1:2012,GSO ECE13H-2:2012,GSO ECE 13H-3:2012, GSO ECE13H-4:20l2, GSO ECE13H-S:2012,GSO ECE 13H-6:2012 and the standards in the country of origin accepted by GSO in the case that no</w:t>
       </w:r>
       <w:bookmarkStart w:id="0" w:name="_GoBack"/>
       <w:bookmarkEnd w:id="0"/>
-      <w:r>
-        <w:rPr>
-          <w:sz w:val="18"/>
-          <w:szCs w:val="18"/>
-        </w:rPr>
-        <w:t xml:space="preserve"> GSO technical regulations and standards are available.</w:t>
+    </w:p>
+    <w:p>
+      <w:pPr>
+        <w:rPr>
+          <w:b/>
+          <w:sz w:val="18"/>
+          <w:szCs w:val="18"/>
+        </w:rPr>
+      </w:pPr>
+      <w:r>
+        <w:rPr>
+          <w:sz w:val="18"/>
+          <w:szCs w:val="18"/>
+        </w:rPr>
+        <w:t xml:space="preserve">* Model Year: </w:t>
+      </w:r>
+      <w:r>
+        <w:rPr>
+          <w:b/>
+          <w:sz w:val="18"/>
+          <w:szCs w:val="18"/>
+        </w:rPr>
+        <w:t xml:space="preserve">2025               </w:t>
+      </w:r>
+      <w:r>
+        <w:rPr>
+          <w:sz w:val="18"/>
+          <w:szCs w:val="18"/>
+        </w:rPr>
+        <w:t xml:space="preserve"> </w:t>
+      </w:r>
+      <w:r>
+        <w:rPr>
+          <w:b/>
+          <w:sz w:val="18"/>
+          <w:szCs w:val="18"/>
+        </w:rPr>
+        <w:t xml:space="preserve">                                                </w:t>
+      </w:r>
+      <w:r>
+        <w:rPr>
+          <w:sz w:val="18"/>
+          <w:szCs w:val="18"/>
+        </w:rPr>
+        <w:t xml:space="preserve">* Produced in and after: Month </w:t>
+      </w:r>
+      <w:r>
+        <w:rPr>
+          <w:b/>
+          <w:sz w:val="18"/>
+          <w:szCs w:val="18"/>
+        </w:rPr>
+        <w:t xml:space="preserve">07</w:t>
+      </w:r>
+      <w:r>
+        <w:rPr>
+          <w:sz w:val="18"/>
+          <w:szCs w:val="18"/>
+        </w:rPr>
+        <w:t xml:space="preserve"> Year </w:t>
+      </w:r>
+      <w:r>
+        <w:rPr>
+          <w:b/>
+          <w:sz w:val="18"/>
+          <w:szCs w:val="18"/>
+        </w:rPr>
+        <w:t>2025</w:t>
+      </w:r>
+    </w:p>
+    <w:p>
+      <w:pPr>
+        <w:rPr>
+          <w:b/>
+          <w:sz w:val="18"/>
+          <w:szCs w:val="18"/>
+        </w:rPr>
+      </w:pPr>
+      <w:r>
+        <w:rPr>
+          <w:sz w:val="18"/>
+          <w:szCs w:val="18"/>
+        </w:rPr>
+        <w:t xml:space="preserve">* Category: </w:t>
+      </w:r>
+      <w:r>
+        <w:rPr>
+          <w:rFonts w:hint="default"/>
+          <w:b/>
+          <w:bCs/>
+          <w:sz w:val="18"/>
+          <w:szCs w:val="18"/>
+        </w:rPr>
+        <w:t xml:space="preserve">Truck</w:t>
+      </w:r>
+    </w:p>
+    <w:p>
+      <w:pPr>
+        <w:rPr>
+          <w:sz w:val="18"/>
+          <w:szCs w:val="18"/>
+        </w:rPr>
+      </w:pPr>
+      <w:r>
+        <w:rPr>
+          <w:sz w:val="18"/>
+          <w:szCs w:val="18"/>
+        </w:rPr>
+        <w:t>Will satisfy the G50 Technical Regulations Nos: 34:20o7, 3s:2007, 36:2005, 37:2012, 38:200s, 392005, 40:2011,42:2015, 48:1984, 51:20o7, 52:2007, 53.2007, 9611988. 9721988, 9811988, 9921988,13522007, 13622007. 29021994. 4119:1994,42o:1994,421:2005,422:200s.1040:20001041:2000,1042:2000,1053:2000,1503:2010,1598:2002,1624:2002,1677:2003,1708:2o0s,1780:2010,1781:2006,1782:2008,1783:2006,1784:2o0e.Gsolso1585:2008,GSO lSO 3537:2008, GSO 150 3538:1997, G50 ECE13H:2012,GSO ECE13H-1:2012,GSO ECE13H-2:2012,GSO ECE 13H-3:2012, GSO ECE13H-4:20l2, GSO ECE13H-S:2012,GSO ECE 13H-6:2012 and the standards in the country of origin accepted by GSO in the case that no GSO technical regulations and standards are available.</w:t>
       </w:r>
     </w:p>
     <w:p>
@@ -735,7 +787,7 @@
           <w:szCs w:val="18"/>
           <w:lang w:val="en-US"/>
         </w:rPr>
-        <w:t>3035</w:t>
+        <w:t xml:space="preserve">3035</w:t>
       </w:r>
       <w:r>
         <w:rPr>
@@ -1072,7 +1124,7 @@
           <w:sz w:val="18"/>
           <w:szCs w:val="18"/>
         </w:rPr>
-        <w:t>Body-on-frame</w:t>
+        <w:t xml:space="preserve">Body-on-frame</w:t>
       </w:r>
     </w:p>
     <w:p>
@@ -1099,7 +1151,7 @@
           <w:szCs w:val="18"/>
           <w:lang w:val="en-US"/>
         </w:rPr>
-        <w:t>5</w:t>
+        <w:t xml:space="preserve">5</w:t>
       </w:r>
       <w:r>
         <w:rPr>
@@ -1132,7 +1184,7 @@
           <w:sz w:val="18"/>
           <w:szCs w:val="18"/>
         </w:rPr>
-        <w:t>Petrol</w:t>
+        <w:t xml:space="preserve">Petrol</w:t>
       </w:r>
       <w:r>
         <w:rPr>
@@ -1208,7 +1260,7 @@
           <w:szCs w:val="18"/>
           <w:lang w:val="en-US"/>
         </w:rPr>
-        <w:t>2488</w:t>
+        <w:t xml:space="preserve">2488</w:t>
       </w:r>
       <w:r>
         <w:rPr>
@@ -1243,7 +1295,7 @@
           <w:szCs w:val="18"/>
           <w:lang w:val="en-US"/>
         </w:rPr>
-        <w:t>Naturally Aspirated</w:t>
+        <w:t xml:space="preserve">Naturally Aspirated</w:t>
       </w:r>
     </w:p>
     <w:p>
@@ -1268,7 +1320,7 @@
           <w:sz w:val="18"/>
           <w:szCs w:val="18"/>
         </w:rPr>
-        <w:t>118</w:t>
+        <w:t xml:space="preserve">118</w:t>
       </w:r>
       <w:r>
         <w:rPr>
@@ -1331,7 +1383,7 @@
           <w:sz w:val="18"/>
           <w:szCs w:val="18"/>
         </w:rPr>
-        <w:t>6000</w:t>
+        <w:t xml:space="preserve">6000</w:t>
       </w:r>
       <w:r>
         <w:rPr>
@@ -1388,7 +1440,7 @@
           <w:sz w:val="18"/>
           <w:szCs w:val="18"/>
         </w:rPr>
-        <w:t>Euro 5.</w:t>
+        <w:t xml:space="preserve">Euro 4.</w:t>
       </w:r>
     </w:p>
     <w:p>
@@ -1411,7 +1463,7 @@
           <w:sz w:val="18"/>
           <w:szCs w:val="18"/>
         </w:rPr>
-        <w:t>Manual</w:t>
+        <w:t xml:space="preserve">Manual</w:t>
       </w:r>
     </w:p>
     <w:p>
@@ -1478,7 +1530,7 @@
           <w:sz w:val="18"/>
           <w:szCs w:val="18"/>
         </w:rPr>
-        <w:t>Hydraulic</w:t>
+        <w:t xml:space="preserve">Hydraulic</w:t>
       </w:r>
       <w:r>
         <w:rPr>
@@ -1493,7 +1545,7 @@
           <w:sz w:val="18"/>
           <w:szCs w:val="18"/>
         </w:rPr>
-        <w:t>Combined with the service brake</w:t>
+        <w:t xml:space="preserve">Combined with the service brake</w:t>
       </w:r>
     </w:p>
     <w:p>
@@ -1529,7 +1581,7 @@
           <w:sz w:val="18"/>
           <w:szCs w:val="18"/>
         </w:rPr>
-        <w:t>Light Truck</w:t>
+        <w:t xml:space="preserve">Light Truck</w:t>
       </w:r>
       <w:r>
         <w:rPr>
@@ -1570,7 +1622,27 @@
           <w:szCs w:val="18"/>
           <w:lang w:val="en-US"/>
         </w:rPr>
-        <w:t>12.3</w:t>
+        <w:t xml:space="preserve">12.3</w:t>
+      </w:r>
+      <w:r>
+        <w:rPr>
+          <w:b/>
+          <w:bCs/>
+          <w:sz w:val="18"/>
+          <w:szCs w:val="18"/>
+        </w:rPr>
+        <w:t>.</w:t>
+      </w:r>
+      <w:r>
+        <w:rPr>
+          <w:rFonts w:hint="default"/>
+          <w:b/>
+          <w:bCs/>
+          <w:sz w:val="18"/>
+          <w:szCs w:val="18"/>
+          <w:lang w:val="en-US"/>
+        </w:rPr>
+        <w:t>7</w:t>
       </w:r>
       <w:r>
         <w:rPr>
@@ -1605,7 +1677,7 @@
           <w:szCs w:val="18"/>
           <w:lang w:val="en-US"/>
         </w:rPr>
-        <w:t>Good</w:t>
+        <w:t xml:space="preserve">Good</w:t>
       </w:r>
     </w:p>
     <w:p>
@@ -1675,7 +1747,7 @@
           <w:sz w:val="18"/>
           <w:szCs w:val="18"/>
         </w:rPr>
-        <w:t xml:space="preserve"> 9. Any other information or local standards to be compiled: Also comply with the National regulations for member countries mentioned in the Annex of the list of Technical Regulations for MV 2026 MY-D5, when exporting to those countries                             </w:t>
+        <w:t xml:space="preserve"> 9. Any other information or local standards to be compiled: Also comply with the National regulations for member countries mentioned in the Annex of the list of Technical Regulations for MV 2025 MY-D5, when exporting to those countries. for member countries mentioned in the Annex of the list of Technical Regulations for MV 2025MY-D3, when exporting to those countries. for member countries mentioned in the Annex of the list of Technical Regulations for MV 2025 MY-D3, when exporting to those countries.                              </w:t>
       </w:r>
     </w:p>
     <w:p>
@@ -1684,63 +1756,6 @@
           <w:rFonts w:ascii="Arial" w:hAnsi="Arial" w:cs="Arial"/>
           <w:sz w:val="24"/>
           <w:szCs w:val="16"/>
-        </w:rPr>
-      </w:pPr>
-      <w:r>
-        <w:rPr>
-          <w:sz w:val="18"/>
-          <w:szCs w:val="18"/>
-        </w:rPr>
-        <w:t xml:space="preserve">                                                                                 </w:t>
-      </w:r>
-      <w:r>
-        <w:rPr>
-          <w:rFonts w:ascii="Arial" w:hAnsi="Arial" w:cs="Arial"/>
-          <w:sz w:val="24"/>
-          <w:szCs w:val="16"/>
-        </w:rPr>
-        <w:t xml:space="preserve">     </w:t>
-      </w:r>
-      <w:r>
-        <w:rPr>
-          <w:rFonts w:hint="default" w:ascii="Arial" w:hAnsi="Arial" w:cs="Arial"/>
-          <w:sz w:val="24"/>
-          <w:szCs w:val="16"/>
-          <w:lang w:val="en-US"/>
-        </w:rPr>
-        <w:t xml:space="preserve">                                                             </w:t>
-      </w:r>
-      <w:r>
-        <w:rPr>
-          <w:rFonts w:ascii="Arial" w:hAnsi="Arial" w:cs="Arial"/>
-          <w:sz w:val="24"/>
-          <w:szCs w:val="16"/>
-        </w:rPr>
-        <w:t xml:space="preserve"> Keiko Yanagi</w:t>
-      </w:r>
-    </w:p>
-    <w:p>
-      <w:pPr>
-        <w:rPr>
-          <w:rFonts w:ascii="Arial" w:hAnsi="Arial" w:cs="Arial"/>
-          <w:sz w:val="20"/>
-          <w:szCs w:val="16"/>
-        </w:rPr>
-      </w:pPr>
-      <w:r>
-        <w:rPr>
-          <w:rFonts w:ascii="Arial" w:hAnsi="Arial" w:cs="Arial"/>
-          <w:sz w:val="16"/>
-        </w:rPr>
-        <w:t xml:space="preserve">                                                                                                                                                general Manager Regulation &amp;Certiﬁcation Division</w:t>
-      </w:r>
-    </w:p>
-    <w:p>
-      <w:pPr>
-        <w:jc w:val="center"/>
-        <w:rPr>
-          <w:sz w:val="18"/>
-          <w:szCs w:val="18"/>
         </w:rPr>
       </w:pPr>
       <w:r>
@@ -1750,10 +1765,10 @@
               <wp:anchor distT="0" distB="0" distL="114300" distR="114300" simplePos="0" relativeHeight="251662336" behindDoc="0" locked="0" layoutInCell="1" allowOverlap="1">
                 <wp:simplePos x="0" y="0"/>
                 <wp:positionH relativeFrom="column">
-                  <wp:posOffset>393065</wp:posOffset>
+                  <wp:posOffset>386715</wp:posOffset>
                 </wp:positionH>
                 <wp:positionV relativeFrom="paragraph">
-                  <wp:posOffset>673100</wp:posOffset>
+                  <wp:posOffset>1065530</wp:posOffset>
                 </wp:positionV>
                 <wp:extent cx="1184275" cy="282575"/>
                 <wp:effectExtent l="0" t="0" r="0" b="0"/>
@@ -1799,7 +1814,7 @@
                                 <w:sz w:val="24"/>
                                 <w:lang w:val="en-US"/>
                               </w:rPr>
-                              <w:t>20 OCT 2025 2025</w:t>
+                              <w:t xml:space="preserve">20 OCT 2025</w:t>
                             </w:r>
                             <w:r>
                               <w:rPr>
@@ -1823,7 +1838,7 @@
           </mc:Choice>
           <mc:Fallback>
             <w:pict>
-              <v:rect id="Rectangle 1" o:spid="_x0000_s1026" o:spt="1" style="position:absolute;left:0pt;margin-left:30.95pt;margin-top:53pt;height:22.25pt;width:93.25pt;z-index:251662336;mso-width-relative:page;mso-height-relative:page;" fillcolor="#FFFFFF [3201]" filled="t" stroked="t" coordsize="21600,21600" o:gfxdata="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">
+              <v:rect id="Rectangle 1" o:spid="_x0000_s1026" o:spt="1" style="position:absolute;left:0pt;margin-left:30.45pt;margin-top:83.9pt;height:22.25pt;width:93.25pt;z-index:251662336;mso-width-relative:page;mso-height-relative:page;" fillcolor="#FFFFFF [3201]" filled="t" stroked="t" coordsize="21600,21600" o:gfxdata="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">
                 <v:fill on="t" focussize="0,0"/>
                 <v:stroke color="#FFFFFF [3201]" joinstyle="round" startarrowwidth="narrow" startarrowlength="short" endarrowwidth="narrow" endarrowlength="short"/>
                 <v:imagedata o:title=""/>
@@ -1842,7 +1857,7 @@
                           <w:sz w:val="24"/>
                           <w:lang w:val="en-US"/>
                         </w:rPr>
-                        <w:t>20 OCT 2025 2025</w:t>
+                        <w:t xml:space="preserve">20 OCT 2025</w:t>
                       </w:r>
                       <w:r>
                         <w:rPr>
@@ -1865,7 +1880,64 @@
           <w:sz w:val="18"/>
           <w:szCs w:val="18"/>
         </w:rPr>
-        <w:t xml:space="preserve">                                                                                                                                                                            </w:t>
+        <w:t xml:space="preserve">                                                                                 </w:t>
+      </w:r>
+      <w:r>
+        <w:rPr>
+          <w:rFonts w:ascii="Arial" w:hAnsi="Arial" w:cs="Arial"/>
+          <w:sz w:val="24"/>
+          <w:szCs w:val="16"/>
+        </w:rPr>
+        <w:t xml:space="preserve">     </w:t>
+      </w:r>
+      <w:r>
+        <w:rPr>
+          <w:rFonts w:hint="default" w:ascii="Arial" w:hAnsi="Arial" w:cs="Arial"/>
+          <w:sz w:val="24"/>
+          <w:szCs w:val="16"/>
+          <w:lang w:val="en-US"/>
+        </w:rPr>
+        <w:t xml:space="preserve">                                                             </w:t>
+      </w:r>
+      <w:r>
+        <w:rPr>
+          <w:rFonts w:ascii="Arial" w:hAnsi="Arial" w:cs="Arial"/>
+          <w:sz w:val="24"/>
+          <w:szCs w:val="16"/>
+        </w:rPr>
+        <w:t xml:space="preserve"> Keiko Yanagi</w:t>
+      </w:r>
+    </w:p>
+    <w:p>
+      <w:pPr>
+        <w:rPr>
+          <w:rFonts w:ascii="Arial" w:hAnsi="Arial" w:cs="Arial"/>
+          <w:sz w:val="20"/>
+          <w:szCs w:val="16"/>
+        </w:rPr>
+      </w:pPr>
+      <w:r>
+        <w:rPr>
+          <w:rFonts w:ascii="Arial" w:hAnsi="Arial" w:cs="Arial"/>
+          <w:sz w:val="16"/>
+        </w:rPr>
+        <w:t xml:space="preserve">                                                                                                                                                general Manager Regulation &amp;Certiﬁcation Division</w:t>
+      </w:r>
+    </w:p>
+    <w:p>
+      <w:pPr>
+        <w:jc w:val="center"/>
+        <w:rPr>
+          <w:sz w:val="18"/>
+          <w:szCs w:val="18"/>
+        </w:rPr>
+      </w:pPr>
+      <w:r>
+        <w:rPr>
+          <w:sz w:val="18"/>
+          <w:szCs w:val="18"/>
+        </w:rPr>
+        <w:t xml:space="preserve">                                                                                                                                                                             </w:t>
       </w:r>
     </w:p>
     <w:sectPr>
